--- a/курсач.docx
+++ b/курсач.docx
@@ -2,6 +2,557 @@
 <file path=word/document.xml><?xml version="1.0" encoding="utf-8"?>
 <w:document xmlns:wpc="http://schemas.microsoft.com/office/word/2010/wordprocessingCanvas" xmlns:cx="http://schemas.microsoft.com/office/drawing/2014/chartex" xmlns:cx1="http://schemas.microsoft.com/office/drawing/2015/9/8/chartex" xmlns:cx2="http://schemas.microsoft.com/office/drawing/2015/10/21/chartex" xmlns:cx3="http://schemas.microsoft.com/office/drawing/2016/5/9/chartex" xmlns:cx4="http://schemas.microsoft.com/office/drawing/2016/5/10/chartex" xmlns:cx5="http://schemas.microsoft.com/office/drawing/2016/5/11/chartex" xmlns:cx6="http://schemas.microsoft.com/office/drawing/2016/5/12/chartex" xmlns:cx7="http://schemas.microsoft.com/office/drawing/2016/5/13/chartex" xmlns:cx8="http://schemas.microsoft.com/office/drawing/2016/5/14/chartex" xmlns:mc="http://schemas.openxmlformats.org/markup-compatibility/2006" xmlns:aink="http://schemas.microsoft.com/office/drawing/2016/ink" xmlns:am3d="http://schemas.microsoft.com/office/drawing/2017/model3d" xmlns:o="urn:schemas-microsoft-com:office:office" xmlns:oel="http://schemas.microsoft.com/office/2019/extlst" xmlns:r="http://schemas.openxmlformats.org/officeDocument/2006/relationships" xmlns:m="http://schemas.openxmlformats.org/officeDocument/2006/math" xmlns:v="urn:schemas-microsoft-com:vml" xmlns:wp14="http://schemas.microsoft.com/office/word/2010/wordprocessingDrawing" xmlns:wp="http://schemas.openxmlformats.org/drawingml/2006/wordprocessingDrawing" xmlns:w10="urn:schemas-microsoft-com:office:word" xmlns:w="http://schemas.openxmlformats.org/wordprocessingml/2006/main" xmlns:w14="http://schemas.microsoft.com/office/word/2010/wordml" xmlns:w15="http://schemas.microsoft.com/office/word/2012/wordml" xmlns:w16cex="http://schemas.microsoft.com/office/word/2018/wordml/cex" xmlns:w16cid="http://schemas.microsoft.com/office/word/2016/wordml/cid" xmlns:w16="http://schemas.microsoft.com/office/word/2018/wordml" xmlns:w16sdtdh="http://schemas.microsoft.com/office/word/2020/wordml/sdtdatahash" xmlns:w16se="http://schemas.microsoft.com/office/word/2015/wordml/symex" xmlns:wpg="http://schemas.microsoft.com/office/word/2010/wordprocessingGroup" xmlns:wpi="http://schemas.microsoft.com/office/word/2010/wordprocessingInk" xmlns:wne="http://schemas.microsoft.com/office/word/2006/wordml" xmlns:wps="http://schemas.microsoft.com/office/word/2010/wordprocessingShape" mc:Ignorable="w14 w15 w16se w16cid w16 w16cex w16sdtdh wp14">
   <w:body>
+    <w:p>
+      <w:pPr>
+        <w:rPr>
+          <w:b/>
+          <w:bCs/>
+        </w:rPr>
+      </w:pPr>
+      <w:r>
+        <w:rPr>
+          <w:b/>
+          <w:bCs/>
+        </w:rPr>
+        <w:t>Чек-лист готовности введения</w:t>
+      </w:r>
+    </w:p>
+    <w:p>
+      <w:pPr>
+        <w:numPr>
+          <w:ilvl w:val="0"/>
+          <w:numId w:val="1"/>
+        </w:numPr>
+      </w:pPr>
+      <w:r>
+        <w:t xml:space="preserve">Есть чёткая формулировка </w:t>
+      </w:r>
+      <w:r>
+        <w:rPr>
+          <w:b/>
+          <w:bCs/>
+        </w:rPr>
+        <w:t>актуальности</w:t>
+      </w:r>
+      <w:r>
+        <w:t xml:space="preserve"> (без общих фраз вроде «Python популярен»)</w:t>
+      </w:r>
+    </w:p>
+    <w:p>
+      <w:pPr>
+        <w:numPr>
+          <w:ilvl w:val="0"/>
+          <w:numId w:val="1"/>
+        </w:numPr>
+      </w:pPr>
+      <w:r>
+        <w:rPr>
+          <w:b/>
+          <w:bCs/>
+        </w:rPr>
+        <w:t>Цель</w:t>
+      </w:r>
+      <w:r>
+        <w:t xml:space="preserve"> сформулирована одним предложением, содержит глагол действия (разработать, создать, реализовать)</w:t>
+      </w:r>
+    </w:p>
+    <w:p>
+      <w:pPr>
+        <w:numPr>
+          <w:ilvl w:val="0"/>
+          <w:numId w:val="1"/>
+        </w:numPr>
+      </w:pPr>
+      <w:r>
+        <w:rPr>
+          <w:b/>
+          <w:bCs/>
+        </w:rPr>
+        <w:t>Задач</w:t>
+      </w:r>
+      <w:r>
+        <w:t xml:space="preserve"> 4–6, они нумерованы, начинаются с глаголов совершенного вида и </w:t>
+      </w:r>
+      <w:r>
+        <w:rPr>
+          <w:b/>
+          <w:bCs/>
+        </w:rPr>
+        <w:t>соответствуют пунктам глав</w:t>
+      </w:r>
+    </w:p>
+    <w:p>
+      <w:pPr>
+        <w:numPr>
+          <w:ilvl w:val="0"/>
+          <w:numId w:val="1"/>
+        </w:numPr>
+      </w:pPr>
+      <w:r>
+        <w:t xml:space="preserve">Указаны </w:t>
+      </w:r>
+      <w:r>
+        <w:rPr>
+          <w:b/>
+          <w:bCs/>
+        </w:rPr>
+        <w:t>объект/предмет</w:t>
+      </w:r>
+      <w:r>
+        <w:t xml:space="preserve"> (или их аналог: практическая значимость)</w:t>
+      </w:r>
+    </w:p>
+    <w:p>
+      <w:pPr>
+        <w:numPr>
+          <w:ilvl w:val="0"/>
+          <w:numId w:val="1"/>
+        </w:numPr>
+      </w:pPr>
+      <w:r>
+        <w:t xml:space="preserve">Перечислены </w:t>
+      </w:r>
+      <w:r>
+        <w:rPr>
+          <w:b/>
+          <w:bCs/>
+        </w:rPr>
+        <w:t>методы/инструменты</w:t>
+      </w:r>
+      <w:r>
+        <w:t xml:space="preserve"> (язык, библиотеки, подход к тестированию)</w:t>
+      </w:r>
+    </w:p>
+    <w:p>
+      <w:pPr>
+        <w:numPr>
+          <w:ilvl w:val="0"/>
+          <w:numId w:val="1"/>
+        </w:numPr>
+      </w:pPr>
+      <w:r>
+        <w:t xml:space="preserve">Описана </w:t>
+      </w:r>
+      <w:r>
+        <w:rPr>
+          <w:b/>
+          <w:bCs/>
+        </w:rPr>
+        <w:t>структура</w:t>
+      </w:r>
+      <w:r>
+        <w:t xml:space="preserve"> (главы, таблицы, рисунки, объём)</w:t>
+      </w:r>
+    </w:p>
+    <w:p>
+      <w:pPr>
+        <w:numPr>
+          <w:ilvl w:val="0"/>
+          <w:numId w:val="1"/>
+        </w:numPr>
+      </w:pPr>
+      <w:r>
+        <w:t>Объём 2–3 страницы, нет «воды», повторов из заключения или теоретической главы</w:t>
+      </w:r>
+    </w:p>
+    <w:tbl>
+      <w:tblPr>
+        <w:tblW w:w="9352" w:type="dxa"/>
+        <w:tblCellSpacing w:w="15" w:type="dxa"/>
+        <w:tblBorders>
+          <w:top w:val="single" w:sz="2" w:space="0" w:color="E3E3E3"/>
+          <w:left w:val="single" w:sz="2" w:space="0" w:color="E3E3E3"/>
+          <w:bottom w:val="single" w:sz="2" w:space="0" w:color="E3E3E3"/>
+          <w:right w:val="single" w:sz="2" w:space="0" w:color="E3E3E3"/>
+        </w:tblBorders>
+        <w:shd w:val="clear" w:color="auto" w:fill="232326"/>
+        <w:tblCellMar>
+          <w:left w:w="0" w:type="dxa"/>
+          <w:right w:w="0" w:type="dxa"/>
+        </w:tblCellMar>
+        <w:tblLook w:val="04A0" w:firstRow="1" w:lastRow="0" w:firstColumn="1" w:lastColumn="0" w:noHBand="0" w:noVBand="1"/>
+      </w:tblPr>
+      <w:tblGrid>
+        <w:gridCol w:w="2761"/>
+        <w:gridCol w:w="6535"/>
+        <w:gridCol w:w="56"/>
+      </w:tblGrid>
+      <w:tr>
+        <w:trPr>
+          <w:gridAfter w:val="1"/>
+          <w:tblHeader/>
+          <w:tblCellSpacing w:w="15" w:type="dxa"/>
+        </w:trPr>
+        <w:tc>
+          <w:tcPr>
+            <w:tcW w:w="0" w:type="auto"/>
+            <w:tcBorders>
+              <w:top w:val="single" w:sz="2" w:space="0" w:color="E3E3E3"/>
+              <w:left w:val="single" w:sz="2" w:space="0" w:color="E3E3E3"/>
+              <w:bottom w:val="single" w:sz="4" w:space="0" w:color="2E2E33"/>
+              <w:right w:val="single" w:sz="4" w:space="0" w:color="2E2E33"/>
+            </w:tcBorders>
+            <w:shd w:val="clear" w:color="auto" w:fill="2E2E33"/>
+            <w:vAlign w:val="center"/>
+            <w:hideMark/>
+          </w:tcPr>
+          <w:p>
+            <w:pPr>
+              <w:rPr>
+                <w:b/>
+                <w:bCs/>
+              </w:rPr>
+            </w:pPr>
+            <w:r>
+              <w:rPr>
+                <w:b/>
+                <w:bCs/>
+              </w:rPr>
+              <w:t>Блок</w:t>
+            </w:r>
+          </w:p>
+        </w:tc>
+        <w:tc>
+          <w:tcPr>
+            <w:tcW w:w="0" w:type="auto"/>
+            <w:tcBorders>
+              <w:top w:val="single" w:sz="2" w:space="0" w:color="E3E3E3"/>
+              <w:left w:val="single" w:sz="2" w:space="0" w:color="E3E3E3"/>
+              <w:bottom w:val="single" w:sz="4" w:space="0" w:color="2E2E33"/>
+              <w:right w:val="single" w:sz="4" w:space="0" w:color="2E2E33"/>
+            </w:tcBorders>
+            <w:shd w:val="clear" w:color="auto" w:fill="2E2E33"/>
+            <w:vAlign w:val="center"/>
+            <w:hideMark/>
+          </w:tcPr>
+          <w:p>
+            <w:pPr>
+              <w:rPr>
+                <w:b/>
+                <w:bCs/>
+              </w:rPr>
+            </w:pPr>
+            <w:r>
+              <w:rPr>
+                <w:b/>
+                <w:bCs/>
+              </w:rPr>
+              <w:t>Что должен ответить</w:t>
+            </w:r>
+          </w:p>
+        </w:tc>
+      </w:tr>
+      <w:tr>
+        <w:trPr>
+          <w:gridAfter w:val="1"/>
+          <w:tblCellSpacing w:w="15" w:type="dxa"/>
+        </w:trPr>
+        <w:tc>
+          <w:tcPr>
+            <w:tcW w:w="0" w:type="auto"/>
+            <w:tcBorders>
+              <w:top w:val="single" w:sz="2" w:space="0" w:color="E3E3E3"/>
+              <w:left w:val="single" w:sz="2" w:space="0" w:color="E3E3E3"/>
+              <w:bottom w:val="single" w:sz="4" w:space="0" w:color="2E2E33"/>
+              <w:right w:val="single" w:sz="4" w:space="0" w:color="2E2E33"/>
+            </w:tcBorders>
+            <w:shd w:val="clear" w:color="auto" w:fill="232326"/>
+            <w:vAlign w:val="center"/>
+            <w:hideMark/>
+          </w:tcPr>
+          <w:p>
+            <w:r>
+              <w:rPr>
+                <w:b/>
+                <w:bCs/>
+              </w:rPr>
+              <w:t>1. Актуальность</w:t>
+            </w:r>
+          </w:p>
+        </w:tc>
+        <w:tc>
+          <w:tcPr>
+            <w:tcW w:w="0" w:type="auto"/>
+            <w:tcBorders>
+              <w:top w:val="single" w:sz="2" w:space="0" w:color="E3E3E3"/>
+              <w:left w:val="single" w:sz="2" w:space="0" w:color="E3E3E3"/>
+              <w:bottom w:val="single" w:sz="4" w:space="0" w:color="2E2E33"/>
+              <w:right w:val="single" w:sz="4" w:space="0" w:color="2E2E33"/>
+            </w:tcBorders>
+            <w:shd w:val="clear" w:color="auto" w:fill="232326"/>
+            <w:vAlign w:val="center"/>
+            <w:hideMark/>
+          </w:tcPr>
+          <w:p>
+            <w:r>
+              <w:t>Почему тема важна сейчас? Где применяется?</w:t>
+            </w:r>
+          </w:p>
+        </w:tc>
+      </w:tr>
+      <w:tr>
+        <w:trPr>
+          <w:gridAfter w:val="1"/>
+          <w:tblCellSpacing w:w="15" w:type="dxa"/>
+        </w:trPr>
+        <w:tc>
+          <w:tcPr>
+            <w:tcW w:w="0" w:type="auto"/>
+            <w:tcBorders>
+              <w:top w:val="single" w:sz="2" w:space="0" w:color="E3E3E3"/>
+              <w:left w:val="single" w:sz="2" w:space="0" w:color="E3E3E3"/>
+              <w:bottom w:val="single" w:sz="4" w:space="0" w:color="2E2E33"/>
+              <w:right w:val="single" w:sz="4" w:space="0" w:color="2E2E33"/>
+            </w:tcBorders>
+            <w:shd w:val="clear" w:color="auto" w:fill="232326"/>
+            <w:vAlign w:val="center"/>
+            <w:hideMark/>
+          </w:tcPr>
+          <w:p>
+            <w:r>
+              <w:rPr>
+                <w:b/>
+                <w:bCs/>
+              </w:rPr>
+              <w:t>2. Цель работы</w:t>
+            </w:r>
+          </w:p>
+        </w:tc>
+        <w:tc>
+          <w:tcPr>
+            <w:tcW w:w="0" w:type="auto"/>
+            <w:tcBorders>
+              <w:top w:val="single" w:sz="2" w:space="0" w:color="E3E3E3"/>
+              <w:left w:val="single" w:sz="2" w:space="0" w:color="E3E3E3"/>
+              <w:bottom w:val="single" w:sz="4" w:space="0" w:color="2E2E33"/>
+              <w:right w:val="single" w:sz="4" w:space="0" w:color="2E2E33"/>
+            </w:tcBorders>
+            <w:shd w:val="clear" w:color="auto" w:fill="232326"/>
+            <w:vAlign w:val="center"/>
+            <w:hideMark/>
+          </w:tcPr>
+          <w:p>
+            <w:r>
+              <w:t>Какой конкретный результат нужно получить?</w:t>
+            </w:r>
+          </w:p>
+        </w:tc>
+      </w:tr>
+      <w:tr>
+        <w:trPr>
+          <w:gridAfter w:val="1"/>
+          <w:tblCellSpacing w:w="15" w:type="dxa"/>
+        </w:trPr>
+        <w:tc>
+          <w:tcPr>
+            <w:tcW w:w="0" w:type="auto"/>
+            <w:tcBorders>
+              <w:top w:val="single" w:sz="2" w:space="0" w:color="E3E3E3"/>
+              <w:left w:val="single" w:sz="2" w:space="0" w:color="E3E3E3"/>
+              <w:bottom w:val="single" w:sz="4" w:space="0" w:color="2E2E33"/>
+              <w:right w:val="single" w:sz="4" w:space="0" w:color="2E2E33"/>
+            </w:tcBorders>
+            <w:shd w:val="clear" w:color="auto" w:fill="232326"/>
+            <w:vAlign w:val="center"/>
+            <w:hideMark/>
+          </w:tcPr>
+          <w:p>
+            <w:r>
+              <w:rPr>
+                <w:b/>
+                <w:bCs/>
+              </w:rPr>
+              <w:t>3. Задачи</w:t>
+            </w:r>
+          </w:p>
+        </w:tc>
+        <w:tc>
+          <w:tcPr>
+            <w:tcW w:w="0" w:type="auto"/>
+            <w:tcBorders>
+              <w:top w:val="single" w:sz="2" w:space="0" w:color="E3E3E3"/>
+              <w:left w:val="single" w:sz="2" w:space="0" w:color="E3E3E3"/>
+              <w:bottom w:val="single" w:sz="4" w:space="0" w:color="2E2E33"/>
+              <w:right w:val="single" w:sz="4" w:space="0" w:color="2E2E33"/>
+            </w:tcBorders>
+            <w:shd w:val="clear" w:color="auto" w:fill="232326"/>
+            <w:vAlign w:val="center"/>
+            <w:hideMark/>
+          </w:tcPr>
+          <w:p>
+            <w:r>
+              <w:t>Какие шаги приведут к цели? (4–6 шт., глаголы совершенного вида)</w:t>
+            </w:r>
+          </w:p>
+        </w:tc>
+      </w:tr>
+      <w:tr>
+        <w:trPr>
+          <w:gridAfter w:val="1"/>
+          <w:tblCellSpacing w:w="15" w:type="dxa"/>
+        </w:trPr>
+        <w:tc>
+          <w:tcPr>
+            <w:tcW w:w="0" w:type="auto"/>
+            <w:tcBorders>
+              <w:top w:val="single" w:sz="2" w:space="0" w:color="E3E3E3"/>
+              <w:left w:val="single" w:sz="2" w:space="0" w:color="E3E3E3"/>
+              <w:bottom w:val="single" w:sz="4" w:space="0" w:color="2E2E33"/>
+              <w:right w:val="single" w:sz="4" w:space="0" w:color="2E2E33"/>
+            </w:tcBorders>
+            <w:shd w:val="clear" w:color="auto" w:fill="232326"/>
+            <w:vAlign w:val="center"/>
+            <w:hideMark/>
+          </w:tcPr>
+          <w:p>
+            <w:r>
+              <w:rPr>
+                <w:b/>
+                <w:bCs/>
+              </w:rPr>
+              <w:t>4. Объект и предмет</w:t>
+            </w:r>
+          </w:p>
+        </w:tc>
+        <w:tc>
+          <w:tcPr>
+            <w:tcW w:w="0" w:type="auto"/>
+            <w:tcBorders>
+              <w:top w:val="single" w:sz="2" w:space="0" w:color="E3E3E3"/>
+              <w:left w:val="single" w:sz="2" w:space="0" w:color="E3E3E3"/>
+              <w:bottom w:val="single" w:sz="4" w:space="0" w:color="2E2E33"/>
+              <w:right w:val="single" w:sz="4" w:space="0" w:color="2E2E33"/>
+            </w:tcBorders>
+            <w:shd w:val="clear" w:color="auto" w:fill="232326"/>
+            <w:vAlign w:val="center"/>
+            <w:hideMark/>
+          </w:tcPr>
+          <w:p>
+            <w:r>
+              <w:t>На чём фокус исследования?</w:t>
+            </w:r>
+          </w:p>
+        </w:tc>
+      </w:tr>
+      <w:tr>
+        <w:trPr>
+          <w:tblCellSpacing w:w="15" w:type="dxa"/>
+        </w:trPr>
+        <w:tc>
+          <w:tcPr>
+            <w:tcW w:w="0" w:type="auto"/>
+            <w:tcBorders>
+              <w:top w:val="single" w:sz="2" w:space="0" w:color="E3E3E3"/>
+              <w:left w:val="single" w:sz="2" w:space="0" w:color="E3E3E3"/>
+              <w:bottom w:val="single" w:sz="4" w:space="0" w:color="2E2E33"/>
+              <w:right w:val="single" w:sz="4" w:space="0" w:color="2E2E33"/>
+            </w:tcBorders>
+            <w:shd w:val="clear" w:color="auto" w:fill="232326"/>
+            <w:vAlign w:val="center"/>
+            <w:hideMark/>
+          </w:tcPr>
+          <w:p>
+            <w:r>
+              <w:rPr>
+                <w:b/>
+                <w:bCs/>
+              </w:rPr>
+              <w:t>5. Методы и инструменты</w:t>
+            </w:r>
+          </w:p>
+        </w:tc>
+        <w:tc>
+          <w:tcPr>
+            <w:tcW w:w="0" w:type="auto"/>
+            <w:tcBorders>
+              <w:top w:val="single" w:sz="2" w:space="0" w:color="E3E3E3"/>
+              <w:left w:val="single" w:sz="2" w:space="0" w:color="E3E3E3"/>
+              <w:bottom w:val="single" w:sz="4" w:space="0" w:color="2E2E33"/>
+              <w:right w:val="single" w:sz="4" w:space="0" w:color="2E2E33"/>
+            </w:tcBorders>
+            <w:shd w:val="clear" w:color="auto" w:fill="232326"/>
+            <w:vAlign w:val="center"/>
+            <w:hideMark/>
+          </w:tcPr>
+          <w:p>
+            <w:r>
+              <w:t>Как будете реализовывать?</w:t>
+            </w:r>
+          </w:p>
+        </w:tc>
+        <w:tc>
+          <w:tcPr>
+            <w:tcW w:w="0" w:type="auto"/>
+            <w:tcBorders>
+              <w:top w:val="single" w:sz="2" w:space="0" w:color="E3E3E3"/>
+              <w:left w:val="single" w:sz="2" w:space="0" w:color="E3E3E3"/>
+              <w:bottom w:val="single" w:sz="4" w:space="0" w:color="2E2E33"/>
+              <w:right w:val="nil"/>
+            </w:tcBorders>
+            <w:shd w:val="clear" w:color="auto" w:fill="232326"/>
+            <w:vAlign w:val="center"/>
+            <w:hideMark/>
+          </w:tcPr>
+          <w:p/>
+        </w:tc>
+      </w:tr>
+      <w:tr>
+        <w:trPr>
+          <w:tblCellSpacing w:w="15" w:type="dxa"/>
+        </w:trPr>
+        <w:tc>
+          <w:tcPr>
+            <w:tcW w:w="0" w:type="auto"/>
+            <w:tcBorders>
+              <w:top w:val="single" w:sz="2" w:space="0" w:color="E3E3E3"/>
+              <w:left w:val="single" w:sz="2" w:space="0" w:color="E3E3E3"/>
+              <w:bottom w:val="nil"/>
+              <w:right w:val="single" w:sz="4" w:space="0" w:color="2E2E33"/>
+            </w:tcBorders>
+            <w:shd w:val="clear" w:color="auto" w:fill="232326"/>
+            <w:vAlign w:val="center"/>
+            <w:hideMark/>
+          </w:tcPr>
+          <w:p>
+            <w:r>
+              <w:rPr>
+                <w:b/>
+                <w:bCs/>
+              </w:rPr>
+              <w:t>6. Структура работы</w:t>
+            </w:r>
+          </w:p>
+        </w:tc>
+        <w:tc>
+          <w:tcPr>
+            <w:tcW w:w="0" w:type="auto"/>
+            <w:tcBorders>
+              <w:top w:val="single" w:sz="2" w:space="0" w:color="E3E3E3"/>
+              <w:left w:val="single" w:sz="2" w:space="0" w:color="E3E3E3"/>
+              <w:bottom w:val="nil"/>
+              <w:right w:val="single" w:sz="4" w:space="0" w:color="2E2E33"/>
+            </w:tcBorders>
+            <w:shd w:val="clear" w:color="auto" w:fill="232326"/>
+            <w:vAlign w:val="center"/>
+            <w:hideMark/>
+          </w:tcPr>
+          <w:p>
+            <w:r>
+              <w:t>Из чего состоит записка?</w:t>
+            </w:r>
+          </w:p>
+        </w:tc>
+        <w:tc>
+          <w:tcPr>
+            <w:tcW w:w="0" w:type="auto"/>
+            <w:shd w:val="clear" w:color="auto" w:fill="232326"/>
+            <w:vAlign w:val="center"/>
+            <w:hideMark/>
+          </w:tcPr>
+          <w:p/>
+        </w:tc>
+      </w:tr>
+    </w:tbl>
     <w:p/>
     <w:sectPr>
       <w:pgSz w:w="11906" w:h="16838"/>
@@ -11,6 +562,163 @@
     </w:sectPr>
   </w:body>
 </w:document>
+</file>
+
+<file path=word/numbering.xml><?xml version="1.0" encoding="utf-8"?>
+<w:numbering xmlns:wpc="http://schemas.microsoft.com/office/word/2010/wordprocessingCanvas" xmlns:cx="http://schemas.microsoft.com/office/drawing/2014/chartex" xmlns:cx1="http://schemas.microsoft.com/office/drawing/2015/9/8/chartex" xmlns:cx2="http://schemas.microsoft.com/office/drawing/2015/10/21/chartex" xmlns:cx3="http://schemas.microsoft.com/office/drawing/2016/5/9/chartex" xmlns:cx4="http://schemas.microsoft.com/office/drawing/2016/5/10/chartex" xmlns:cx5="http://schemas.microsoft.com/office/drawing/2016/5/11/chartex" xmlns:cx6="http://schemas.microsoft.com/office/drawing/2016/5/12/chartex" xmlns:cx7="http://schemas.microsoft.com/office/drawing/2016/5/13/chartex" xmlns:cx8="http://schemas.microsoft.com/office/drawing/2016/5/14/chartex" xmlns:mc="http://schemas.openxmlformats.org/markup-compatibility/2006" xmlns:aink="http://schemas.microsoft.com/office/drawing/2016/ink" xmlns:am3d="http://schemas.microsoft.com/office/drawing/2017/model3d" xmlns:o="urn:schemas-microsoft-com:office:office" xmlns:oel="http://schemas.microsoft.com/office/2019/extlst" xmlns:r="http://schemas.openxmlformats.org/officeDocument/2006/relationships" xmlns:m="http://schemas.openxmlformats.org/officeDocument/2006/math" xmlns:v="urn:schemas-microsoft-com:vml" xmlns:wp14="http://schemas.microsoft.com/office/word/2010/wordprocessingDrawing" xmlns:wp="http://schemas.openxmlformats.org/drawingml/2006/wordprocessingDrawing" xmlns:w10="urn:schemas-microsoft-com:office:word" xmlns:w="http://schemas.openxmlformats.org/wordprocessingml/2006/main" xmlns:w14="http://schemas.microsoft.com/office/word/2010/wordml" xmlns:w15="http://schemas.microsoft.com/office/word/2012/wordml" xmlns:w16cex="http://schemas.microsoft.com/office/word/2018/wordml/cex" xmlns:w16cid="http://schemas.microsoft.com/office/word/2016/wordml/cid" xmlns:w16="http://schemas.microsoft.com/office/word/2018/wordml" xmlns:w16sdtdh="http://schemas.microsoft.com/office/word/2020/wordml/sdtdatahash" xmlns:w16se="http://schemas.microsoft.com/office/word/2015/wordml/symex" xmlns:wpg="http://schemas.microsoft.com/office/word/2010/wordprocessingGroup" xmlns:wpi="http://schemas.microsoft.com/office/word/2010/wordprocessingInk" xmlns:wne="http://schemas.microsoft.com/office/word/2006/wordml" xmlns:wps="http://schemas.microsoft.com/office/word/2010/wordprocessingShape" mc:Ignorable="w14 w15 w16se w16cid w16 w16cex w16sdtdh wp14">
+  <w:abstractNum w:abstractNumId="0" w15:restartNumberingAfterBreak="0">
+    <w:nsid w:val="75657890"/>
+    <w:multiLevelType w:val="multilevel"/>
+    <w:tmpl w:val="E8CC858C"/>
+    <w:lvl w:ilvl="0">
+      <w:start w:val="1"/>
+      <w:numFmt w:val="bullet"/>
+      <w:lvlText w:val=""/>
+      <w:lvlJc w:val="left"/>
+      <w:pPr>
+        <w:tabs>
+          <w:tab w:val="num" w:pos="720"/>
+        </w:tabs>
+        <w:ind w:left="720" w:hanging="360"/>
+      </w:pPr>
+      <w:rPr>
+        <w:rFonts w:ascii="Symbol" w:hAnsi="Symbol" w:hint="default"/>
+        <w:sz w:val="20"/>
+      </w:rPr>
+    </w:lvl>
+    <w:lvl w:ilvl="1" w:tentative="1">
+      <w:start w:val="1"/>
+      <w:numFmt w:val="bullet"/>
+      <w:lvlText w:val="o"/>
+      <w:lvlJc w:val="left"/>
+      <w:pPr>
+        <w:tabs>
+          <w:tab w:val="num" w:pos="1440"/>
+        </w:tabs>
+        <w:ind w:left="1440" w:hanging="360"/>
+      </w:pPr>
+      <w:rPr>
+        <w:rFonts w:ascii="Courier New" w:hAnsi="Courier New" w:hint="default"/>
+        <w:sz w:val="20"/>
+      </w:rPr>
+    </w:lvl>
+    <w:lvl w:ilvl="2" w:tentative="1">
+      <w:start w:val="1"/>
+      <w:numFmt w:val="bullet"/>
+      <w:lvlText w:val=""/>
+      <w:lvlJc w:val="left"/>
+      <w:pPr>
+        <w:tabs>
+          <w:tab w:val="num" w:pos="2160"/>
+        </w:tabs>
+        <w:ind w:left="2160" w:hanging="360"/>
+      </w:pPr>
+      <w:rPr>
+        <w:rFonts w:ascii="Wingdings" w:hAnsi="Wingdings" w:hint="default"/>
+        <w:sz w:val="20"/>
+      </w:rPr>
+    </w:lvl>
+    <w:lvl w:ilvl="3" w:tentative="1">
+      <w:start w:val="1"/>
+      <w:numFmt w:val="bullet"/>
+      <w:lvlText w:val=""/>
+      <w:lvlJc w:val="left"/>
+      <w:pPr>
+        <w:tabs>
+          <w:tab w:val="num" w:pos="2880"/>
+        </w:tabs>
+        <w:ind w:left="2880" w:hanging="360"/>
+      </w:pPr>
+      <w:rPr>
+        <w:rFonts w:ascii="Wingdings" w:hAnsi="Wingdings" w:hint="default"/>
+        <w:sz w:val="20"/>
+      </w:rPr>
+    </w:lvl>
+    <w:lvl w:ilvl="4" w:tentative="1">
+      <w:start w:val="1"/>
+      <w:numFmt w:val="bullet"/>
+      <w:lvlText w:val=""/>
+      <w:lvlJc w:val="left"/>
+      <w:pPr>
+        <w:tabs>
+          <w:tab w:val="num" w:pos="3600"/>
+        </w:tabs>
+        <w:ind w:left="3600" w:hanging="360"/>
+      </w:pPr>
+      <w:rPr>
+        <w:rFonts w:ascii="Wingdings" w:hAnsi="Wingdings" w:hint="default"/>
+        <w:sz w:val="20"/>
+      </w:rPr>
+    </w:lvl>
+    <w:lvl w:ilvl="5" w:tentative="1">
+      <w:start w:val="1"/>
+      <w:numFmt w:val="bullet"/>
+      <w:lvlText w:val=""/>
+      <w:lvlJc w:val="left"/>
+      <w:pPr>
+        <w:tabs>
+          <w:tab w:val="num" w:pos="4320"/>
+        </w:tabs>
+        <w:ind w:left="4320" w:hanging="360"/>
+      </w:pPr>
+      <w:rPr>
+        <w:rFonts w:ascii="Wingdings" w:hAnsi="Wingdings" w:hint="default"/>
+        <w:sz w:val="20"/>
+      </w:rPr>
+    </w:lvl>
+    <w:lvl w:ilvl="6" w:tentative="1">
+      <w:start w:val="1"/>
+      <w:numFmt w:val="bullet"/>
+      <w:lvlText w:val=""/>
+      <w:lvlJc w:val="left"/>
+      <w:pPr>
+        <w:tabs>
+          <w:tab w:val="num" w:pos="5040"/>
+        </w:tabs>
+        <w:ind w:left="5040" w:hanging="360"/>
+      </w:pPr>
+      <w:rPr>
+        <w:rFonts w:ascii="Wingdings" w:hAnsi="Wingdings" w:hint="default"/>
+        <w:sz w:val="20"/>
+      </w:rPr>
+    </w:lvl>
+    <w:lvl w:ilvl="7" w:tentative="1">
+      <w:start w:val="1"/>
+      <w:numFmt w:val="bullet"/>
+      <w:lvlText w:val=""/>
+      <w:lvlJc w:val="left"/>
+      <w:pPr>
+        <w:tabs>
+          <w:tab w:val="num" w:pos="5760"/>
+        </w:tabs>
+        <w:ind w:left="5760" w:hanging="360"/>
+      </w:pPr>
+      <w:rPr>
+        <w:rFonts w:ascii="Wingdings" w:hAnsi="Wingdings" w:hint="default"/>
+        <w:sz w:val="20"/>
+      </w:rPr>
+    </w:lvl>
+    <w:lvl w:ilvl="8" w:tentative="1">
+      <w:start w:val="1"/>
+      <w:numFmt w:val="bullet"/>
+      <w:lvlText w:val=""/>
+      <w:lvlJc w:val="left"/>
+      <w:pPr>
+        <w:tabs>
+          <w:tab w:val="num" w:pos="6480"/>
+        </w:tabs>
+        <w:ind w:left="6480" w:hanging="360"/>
+      </w:pPr>
+      <w:rPr>
+        <w:rFonts w:ascii="Wingdings" w:hAnsi="Wingdings" w:hint="default"/>
+        <w:sz w:val="20"/>
+      </w:rPr>
+    </w:lvl>
+  </w:abstractNum>
+  <w:num w:numId="1" w16cid:durableId="1716663401">
+    <w:abstractNumId w:val="0"/>
+  </w:num>
+</w:numbering>
 </file>
 
 <file path=word/styles.xml><?xml version="1.0" encoding="utf-8"?>
@@ -616,7 +1324,6 @@
   <w:style w:type="character" w:default="1" w:styleId="a0">
     <w:name w:val="Default Paragraph Font"/>
     <w:uiPriority w:val="1"/>
-    <w:semiHidden/>
     <w:unhideWhenUsed/>
   </w:style>
   <w:style w:type="table" w:default="1" w:styleId="a1">
